--- a/rozbory_andy/Autoři/Hemingway, Ernest/Stařec a moře.docx
+++ b/rozbory_andy/Autoři/Hemingway, Ernest/Stařec a moře.docx
@@ -59,11 +59,56 @@
         </w:rPr>
         <w:t>Autorovo zasazení:</w:t>
       </w:r>
-      <w:r>
-        <w:t xml:space="preserve"> </w:t>
-      </w:r>
-      <w:r>
-        <w:t>Ztracená Generace (americká literatura, ztráta ideálů, kvůli válce, pocit prázdnoty)</w:t>
+    </w:p>
+    <w:p>
+      <w:pPr>
+        <w:pStyle w:val="Odstavecseseznamem"/>
+        <w:numPr>
+          <w:ilvl w:val="0"/>
+          <w:numId w:val="2"/>
+        </w:numPr>
+      </w:pPr>
+      <w:r>
+        <w:rPr>
+          <w:b/>
+          <w:bCs/>
+        </w:rPr>
+        <w:t>Ztracená Generace</w:t>
+      </w:r>
+      <w:r>
+        <w:t xml:space="preserve"> (</w:t>
+      </w:r>
+      <w:r>
+        <w:t>Je to pocit vykořenění a duchovní prázdnoty generace, která byla poznamenána první světovou válkou a nyní hledá smysl v extrémních situacích, boji nebo v návratu k základním hodnotám.</w:t>
+      </w:r>
+      <w:r>
+        <w:t xml:space="preserve"> [</w:t>
+      </w:r>
+      <w:r>
+        <w:t xml:space="preserve">V textu není válka, ale je tam </w:t>
+      </w:r>
+      <w:r>
+        <w:rPr>
+          <w:b/>
+          <w:bCs/>
+        </w:rPr>
+        <w:t>osamělý boj jedince</w:t>
+      </w:r>
+      <w:r>
+        <w:t xml:space="preserve">. Postava (stařec Santiago) se snaží dokázat, že i když je člověk starý, zlomený a "ztracený", stále má svou čest. Hledej věty o </w:t>
+      </w:r>
+      <w:r>
+        <w:rPr>
+          <w:b/>
+          <w:bCs/>
+        </w:rPr>
+        <w:t>odvaze, vytrvalosti a samotě</w:t>
+      </w:r>
+      <w:r>
+        <w:t>.</w:t>
+      </w:r>
+      <w:r>
+        <w:t>])</w:t>
       </w:r>
     </w:p>
     <w:p>
@@ -424,11 +469,8 @@
     </w:p>
     <w:p>
       <w:r>
-        <w:t xml:space="preserve">Mečouna nakonec zabije harpunou a plaví se zpět, po cestě se těší, jaký úlovek chytil, ale nejde mu ani tak o peníze než o to, že splnil svůj cíl. Ryba je tak obrovská, že ji nemůže dát na loď, a proto ji veze přidělanou na boku lodi. Při cestě zpět je ale ryba napadena žraloky, Santiago oba zabije harpunou, ta se ale rozbije. Santiago improvizuje a přiváže nůž na pádlo. Při dalším útoku žraloků je i tato primitivní zbraň žraloky zničena. Při těchto útocích žraloci odtrhli z ryby dost </w:t>
-      </w:r>
-      <w:r>
         <w:lastRenderedPageBreak/>
-        <w:t>masa, už zbývá zhruba 50 %. Když už vidí světla svého města v dáli, přijde další vlna žraloků, kteří cítili krvácející zbytek ryby. Žraloci kladivouni tedy dokončí práci svých předchůdců. Když Santiago dorazí totálně vyčerpaný na břeh, z ryby zbyla jenom kostra. I tak získává obdiv ostatních.</w:t>
+        <w:t>Mečouna nakonec zabije harpunou a plaví se zpět, po cestě se těší, jaký úlovek chytil, ale nejde mu ani tak o peníze než o to, že splnil svůj cíl. Ryba je tak obrovská, že ji nemůže dát na loď, a proto ji veze přidělanou na boku lodi. Při cestě zpět je ale ryba napadena žraloky, Santiago oba zabije harpunou, ta se ale rozbije. Santiago improvizuje a přiváže nůž na pádlo. Při dalším útoku žraloků je i tato primitivní zbraň žraloky zničena. Při těchto útocích žraloci odtrhli z ryby dost masa, už zbývá zhruba 50 %. Když už vidí světla svého města v dáli, přijde další vlna žraloků, kteří cítili krvácející zbytek ryby. Žraloci kladivouni tedy dokončí práci svých předchůdců. Když Santiago dorazí totálně vyčerpaný na břeh, z ryby zbyla jenom kostra. I tak získává obdiv ostatních.</w:t>
       </w:r>
     </w:p>
     <w:sectPr>
@@ -555,8 +597,123 @@
       </w:rPr>
     </w:lvl>
   </w:abstractNum>
+  <w:abstractNum w:abstractNumId="1" w15:restartNumberingAfterBreak="0">
+    <w:nsid w:val="35BB73D4"/>
+    <w:multiLevelType w:val="hybridMultilevel"/>
+    <w:tmpl w:val="7E7020A4"/>
+    <w:lvl w:ilvl="0" w:tplc="0388B126">
+      <w:numFmt w:val="bullet"/>
+      <w:lvlText w:val="-"/>
+      <w:lvlJc w:val="left"/>
+      <w:pPr>
+        <w:ind w:left="720" w:hanging="360"/>
+      </w:pPr>
+      <w:rPr>
+        <w:rFonts w:ascii="Aptos" w:eastAsiaTheme="minorHAnsi" w:hAnsi="Aptos" w:cstheme="minorBidi" w:hint="default"/>
+      </w:rPr>
+    </w:lvl>
+    <w:lvl w:ilvl="1" w:tplc="04050003" w:tentative="1">
+      <w:start w:val="1"/>
+      <w:numFmt w:val="bullet"/>
+      <w:lvlText w:val="o"/>
+      <w:lvlJc w:val="left"/>
+      <w:pPr>
+        <w:ind w:left="1440" w:hanging="360"/>
+      </w:pPr>
+      <w:rPr>
+        <w:rFonts w:ascii="Courier New" w:hAnsi="Courier New" w:cs="Courier New" w:hint="default"/>
+      </w:rPr>
+    </w:lvl>
+    <w:lvl w:ilvl="2" w:tplc="04050005" w:tentative="1">
+      <w:start w:val="1"/>
+      <w:numFmt w:val="bullet"/>
+      <w:lvlText w:val=""/>
+      <w:lvlJc w:val="left"/>
+      <w:pPr>
+        <w:ind w:left="2160" w:hanging="360"/>
+      </w:pPr>
+      <w:rPr>
+        <w:rFonts w:ascii="Wingdings" w:hAnsi="Wingdings" w:hint="default"/>
+      </w:rPr>
+    </w:lvl>
+    <w:lvl w:ilvl="3" w:tplc="04050001" w:tentative="1">
+      <w:start w:val="1"/>
+      <w:numFmt w:val="bullet"/>
+      <w:lvlText w:val=""/>
+      <w:lvlJc w:val="left"/>
+      <w:pPr>
+        <w:ind w:left="2880" w:hanging="360"/>
+      </w:pPr>
+      <w:rPr>
+        <w:rFonts w:ascii="Symbol" w:hAnsi="Symbol" w:hint="default"/>
+      </w:rPr>
+    </w:lvl>
+    <w:lvl w:ilvl="4" w:tplc="04050003" w:tentative="1">
+      <w:start w:val="1"/>
+      <w:numFmt w:val="bullet"/>
+      <w:lvlText w:val="o"/>
+      <w:lvlJc w:val="left"/>
+      <w:pPr>
+        <w:ind w:left="3600" w:hanging="360"/>
+      </w:pPr>
+      <w:rPr>
+        <w:rFonts w:ascii="Courier New" w:hAnsi="Courier New" w:cs="Courier New" w:hint="default"/>
+      </w:rPr>
+    </w:lvl>
+    <w:lvl w:ilvl="5" w:tplc="04050005" w:tentative="1">
+      <w:start w:val="1"/>
+      <w:numFmt w:val="bullet"/>
+      <w:lvlText w:val=""/>
+      <w:lvlJc w:val="left"/>
+      <w:pPr>
+        <w:ind w:left="4320" w:hanging="360"/>
+      </w:pPr>
+      <w:rPr>
+        <w:rFonts w:ascii="Wingdings" w:hAnsi="Wingdings" w:hint="default"/>
+      </w:rPr>
+    </w:lvl>
+    <w:lvl w:ilvl="6" w:tplc="04050001" w:tentative="1">
+      <w:start w:val="1"/>
+      <w:numFmt w:val="bullet"/>
+      <w:lvlText w:val=""/>
+      <w:lvlJc w:val="left"/>
+      <w:pPr>
+        <w:ind w:left="5040" w:hanging="360"/>
+      </w:pPr>
+      <w:rPr>
+        <w:rFonts w:ascii="Symbol" w:hAnsi="Symbol" w:hint="default"/>
+      </w:rPr>
+    </w:lvl>
+    <w:lvl w:ilvl="7" w:tplc="04050003" w:tentative="1">
+      <w:start w:val="1"/>
+      <w:numFmt w:val="bullet"/>
+      <w:lvlText w:val="o"/>
+      <w:lvlJc w:val="left"/>
+      <w:pPr>
+        <w:ind w:left="5760" w:hanging="360"/>
+      </w:pPr>
+      <w:rPr>
+        <w:rFonts w:ascii="Courier New" w:hAnsi="Courier New" w:cs="Courier New" w:hint="default"/>
+      </w:rPr>
+    </w:lvl>
+    <w:lvl w:ilvl="8" w:tplc="04050005" w:tentative="1">
+      <w:start w:val="1"/>
+      <w:numFmt w:val="bullet"/>
+      <w:lvlText w:val=""/>
+      <w:lvlJc w:val="left"/>
+      <w:pPr>
+        <w:ind w:left="6480" w:hanging="360"/>
+      </w:pPr>
+      <w:rPr>
+        <w:rFonts w:ascii="Wingdings" w:hAnsi="Wingdings" w:hint="default"/>
+      </w:rPr>
+    </w:lvl>
+  </w:abstractNum>
   <w:num w:numId="1" w16cid:durableId="1400784327">
     <w:abstractNumId w:val="0"/>
+  </w:num>
+  <w:num w:numId="2" w16cid:durableId="1945262015">
+    <w:abstractNumId w:val="1"/>
   </w:num>
 </w:numbering>
 </file>
@@ -1165,7 +1322,6 @@
   <w:style w:type="character" w:default="1" w:styleId="Standardnpsmoodstavce">
     <w:name w:val="Default Paragraph Font"/>
     <w:uiPriority w:val="1"/>
-    <w:semiHidden/>
     <w:unhideWhenUsed/>
   </w:style>
   <w:style w:type="table" w:default="1" w:styleId="Normlntabulka">
